--- a/manuscript/lichen_dong_within_rge_ms_03192026.docx
+++ b/manuscript/lichen_dong_within_rge_ms_03192026.docx
@@ -6196,15 +6196,7 @@
           <w:sz w:val="24"/>
           <w:szCs w:val="24"/>
         </w:rPr>
-        <w:t>GE</w:t>
-      </w:r>
-      <w:r>
-        <w:rPr>
-          <w:rFonts w:ascii="Times New Roman" w:hAnsi="Times New Roman" w:cs="Times New Roman"/>
-          <w:sz w:val="24"/>
-          <w:szCs w:val="24"/>
-        </w:rPr>
-        <w:t xml:space="preserve"> </w:t>
+        <w:t xml:space="preserve">GE </w:t>
       </w:r>
       <w:r>
         <w:rPr>
